--- a/compre-1/COMPRE_1_2018_EDITED.docx
+++ b/compre-1/COMPRE_1_2018_EDITED.docx
@@ -14,9 +14,7 @@
       <w:pPr>
         <w:pStyle w:val="Subtitle"/>
       </w:pPr>
-      <w:r>
-        <w:t>2018 Replacement Set</w:t>
-      </w:r>
+      <w:r/>
     </w:p>
     <w:p>
       <w:pPr>
